--- a/apps/web/public/iso/DR-07-Sauvegarde-et-reprise.docx
+++ b/apps/web/public/iso/DR-07-Sauvegarde-et-reprise.docx
@@ -87,6 +87,89 @@
       </w:pPr>
       <w:r>
         <w:t xml:space="preserve">Statut : projet à valider + procédure à exécuter et dater</w:t>
+      </w:r>
+    </w:p>
+    <w:p>
+      <w:pPr>
+        <w:pStyle w:val="Heading2"/>
+        <w:spacing w:after="60" w:before="160"/>
+      </w:pPr>
+      <w:r>
+        <w:t xml:space="preserve">Comment utiliser ce document</w:t>
+      </w:r>
+    </w:p>
+    <w:p>
+      <w:pPr>
+        <w:spacing w:after="120"/>
+      </w:pPr>
+      <w:r>
+        <w:t xml:space="preserve">C'est comment sauvegarder vos données et les restaurer en cas d'incident.</w:t>
+      </w:r>
+    </w:p>
+    <w:p>
+      <w:pPr>
+        <w:spacing w:after="120"/>
+      </w:pPr>
+      <w:r>
+        <w:rPr>
+          <w:b/>
+          <w:bCs/>
+        </w:rPr>
+        <w:t xml:space="preserve">À faire :</w:t>
+      </w:r>
+    </w:p>
+    <w:p>
+      <w:pPr>
+        <w:pStyle w:val="ListParagraph"/>
+        <w:numPr>
+          <w:ilvl w:val="0"/>
+          <w:numId w:val="1"/>
+        </w:numPr>
+        <w:spacing w:after="60"/>
+      </w:pPr>
+      <w:r>
+        <w:t xml:space="preserve">Mettre en place les sauvegardes (l'offre Supabase Pro est conseillée pour les sauvegardes quotidiennes).</w:t>
+      </w:r>
+    </w:p>
+    <w:p>
+      <w:pPr>
+        <w:pStyle w:val="ListParagraph"/>
+        <w:numPr>
+          <w:ilvl w:val="0"/>
+          <w:numId w:val="1"/>
+        </w:numPr>
+        <w:spacing w:after="60"/>
+      </w:pPr>
+      <w:r>
+        <w:t xml:space="preserve">Lancer une sauvegarde, puis tester une restauration dans une copie isolée, jamais sur la production.</w:t>
+      </w:r>
+    </w:p>
+    <w:p>
+      <w:pPr>
+        <w:pStyle w:val="ListParagraph"/>
+        <w:numPr>
+          <w:ilvl w:val="0"/>
+          <w:numId w:val="1"/>
+        </w:numPr>
+        <w:spacing w:after="60"/>
+      </w:pPr>
+      <w:r>
+        <w:t xml:space="preserve">Noter le résultat daté dans le journal du document.</w:t>
+      </w:r>
+    </w:p>
+    <w:p>
+      <w:pPr>
+        <w:spacing w:after="120"/>
+      </w:pPr>
+      <w:r>
+        <w:rPr>
+          <w:b/>
+          <w:bCs/>
+        </w:rPr>
+        <w:t xml:space="preserve">Prochaine étape :</w:t>
+      </w:r>
+      <w:r>
+        <w:t xml:space="preserve"> réaliser et dater un premier test de restauration. C'est la preuve clé exigée pour la certification.</w:t>
       </w:r>
     </w:p>
     <w:p>

--- a/apps/web/public/iso/DR-07-Sauvegarde-et-reprise.docx
+++ b/apps/web/public/iso/DR-07-Sauvegarde-et-reprise.docx
@@ -8,7 +8,7 @@
         <w:spacing w:after="60" w:before="160"/>
       </w:pPr>
       <w:r>
-        <w:t xml:space="preserve">Politique de sauvegarde et de reprise (DR) — Police Bagage</w:t>
+        <w:t xml:space="preserve">Politique de sauvegarde et de reprise (DR)</w:t>
       </w:r>
     </w:p>
     <w:p>
@@ -21,7 +21,7 @@
         <w:spacing w:after="60"/>
       </w:pPr>
       <w:r>
-        <w:t xml:space="preserve">Référence : DR-07</w:t>
+        <w:t xml:space="preserve">Organisation : Police Bagage</w:t>
       </w:r>
     </w:p>
     <w:p>
@@ -34,7 +34,7 @@
         <w:spacing w:after="60"/>
       </w:pPr>
       <w:r>
-        <w:t xml:space="preserve">Version : 0.1 (projet)</w:t>
+        <w:t xml:space="preserve">Référence : DR-07</w:t>
       </w:r>
     </w:p>
     <w:p>
@@ -47,7 +47,7 @@
         <w:spacing w:after="60"/>
       </w:pPr>
       <w:r>
-        <w:t xml:space="preserve">Date : 2026-09-08</w:t>
+        <w:t xml:space="preserve">Version : 0.1 (projet)</w:t>
       </w:r>
     </w:p>
     <w:p>
@@ -60,7 +60,7 @@
         <w:spacing w:after="60"/>
       </w:pPr>
       <w:r>
-        <w:t xml:space="preserve">Contrôle ISO/IEC 27001:2022 : A.8.13 (Sauvegarde), A.5.29 (Sécurité pendant une perturbation), A.5.30 (Continuité ICT)</w:t>
+        <w:t xml:space="preserve">Date : 2026-09-08</w:t>
       </w:r>
     </w:p>
     <w:p>
@@ -73,7 +73,7 @@
         <w:spacing w:after="60"/>
       </w:pPr>
       <w:r>
-        <w:t xml:space="preserve">Constat lié : F-15 / R-14</w:t>
+        <w:t xml:space="preserve">Contrôle ISO/IEC 27001:2022 : A.8.13 (Sauvegarde), A.5.29 (Sécurité pendant une perturbation), A.5.30 (Continuité ICT)</w:t>
       </w:r>
     </w:p>
     <w:p>
@@ -86,36 +86,7 @@
         <w:spacing w:after="60"/>
       </w:pPr>
       <w:r>
-        <w:t xml:space="preserve">Statut : projet à valider + procédure à exécuter et dater</w:t>
-      </w:r>
-    </w:p>
-    <w:p>
-      <w:pPr>
-        <w:pStyle w:val="Heading2"/>
-        <w:spacing w:after="60" w:before="160"/>
-      </w:pPr>
-      <w:r>
-        <w:t xml:space="preserve">Comment utiliser ce document</w:t>
-      </w:r>
-    </w:p>
-    <w:p>
-      <w:pPr>
-        <w:spacing w:after="120"/>
-      </w:pPr>
-      <w:r>
-        <w:t xml:space="preserve">C'est comment sauvegarder vos données et les restaurer en cas d'incident.</w:t>
-      </w:r>
-    </w:p>
-    <w:p>
-      <w:pPr>
-        <w:spacing w:after="120"/>
-      </w:pPr>
-      <w:r>
-        <w:rPr>
-          <w:b/>
-          <w:bCs/>
-        </w:rPr>
-        <w:t xml:space="preserve">À faire :</w:t>
+        <w:t xml:space="preserve">Constat lié : F-15 / R-14</w:t>
       </w:r>
     </w:p>
     <w:p>
@@ -128,7 +99,36 @@
         <w:spacing w:after="60"/>
       </w:pPr>
       <w:r>
-        <w:t xml:space="preserve">Mettre en place les sauvegardes (l'offre Supabase Pro est conseillée pour les sauvegardes quotidiennes).</w:t>
+        <w:t xml:space="preserve">Statut : projet à valider + procédure à exécuter et dater</w:t>
+      </w:r>
+    </w:p>
+    <w:p>
+      <w:pPr>
+        <w:pStyle w:val="Heading2"/>
+        <w:spacing w:after="60" w:before="160"/>
+      </w:pPr>
+      <w:r>
+        <w:t xml:space="preserve">Comment utiliser ce document</w:t>
+      </w:r>
+    </w:p>
+    <w:p>
+      <w:pPr>
+        <w:spacing w:after="120"/>
+      </w:pPr>
+      <w:r>
+        <w:t xml:space="preserve">C'est comment sauvegarder vos données et les restaurer en cas d'incident.</w:t>
+      </w:r>
+    </w:p>
+    <w:p>
+      <w:pPr>
+        <w:spacing w:after="120"/>
+      </w:pPr>
+      <w:r>
+        <w:rPr>
+          <w:b/>
+          <w:bCs/>
+        </w:rPr>
+        <w:t xml:space="preserve">À faire :</w:t>
       </w:r>
     </w:p>
     <w:p>
@@ -141,7 +141,7 @@
         <w:spacing w:after="60"/>
       </w:pPr>
       <w:r>
-        <w:t xml:space="preserve">Lancer une sauvegarde, puis tester une restauration dans une copie isolée, jamais sur la production.</w:t>
+        <w:t xml:space="preserve">Mettre en place les sauvegardes (l'offre Supabase Pro est conseillée pour les sauvegardes quotidiennes).</w:t>
       </w:r>
     </w:p>
     <w:p>
@@ -154,6 +154,19 @@
         <w:spacing w:after="60"/>
       </w:pPr>
       <w:r>
+        <w:t xml:space="preserve">Lancer une sauvegarde, puis tester une restauration dans une copie isolée, jamais sur la production.</w:t>
+      </w:r>
+    </w:p>
+    <w:p>
+      <w:pPr>
+        <w:pStyle w:val="ListParagraph"/>
+        <w:numPr>
+          <w:ilvl w:val="0"/>
+          <w:numId w:val="1"/>
+        </w:numPr>
+        <w:spacing w:after="60"/>
+      </w:pPr>
+      <w:r>
         <w:t xml:space="preserve">Noter le résultat daté dans le journal du document.</w:t>
       </w:r>
     </w:p>
@@ -214,12 +227,12 @@
       <w:tblPr>
         <w:tblW w:type="dxa" w:w="9360"/>
         <w:tblBorders>
-          <w:top w:val="single" w:color="C9D2DD" w:sz="4"/>
-          <w:left w:val="single" w:color="C9D2DD" w:sz="4"/>
-          <w:bottom w:val="single" w:color="C9D2DD" w:sz="4"/>
-          <w:right w:val="single" w:color="C9D2DD" w:sz="4"/>
-          <w:insideH w:val="single" w:color="C9D2DD" w:sz="4"/>
-          <w:insideV w:val="single" w:color="C9D2DD" w:sz="4"/>
+          <w:top w:val="single" w:color="BFBFBF" w:sz="4"/>
+          <w:left w:val="single" w:color="BFBFBF" w:sz="4"/>
+          <w:bottom w:val="single" w:color="BFBFBF" w:sz="4"/>
+          <w:right w:val="single" w:color="BFBFBF" w:sz="4"/>
+          <w:insideH w:val="single" w:color="BFBFBF" w:sz="4"/>
+          <w:insideV w:val="single" w:color="BFBFBF" w:sz="4"/>
         </w:tblBorders>
       </w:tblPr>
       <w:tblGrid>
@@ -233,7 +246,7 @@
         <w:tc>
           <w:tcPr>
             <w:tcW w:type="dxa" w:w="4680"/>
-            <w:shd w:fill="EEF2F7" w:color="auto" w:val="clear"/>
+            <w:shd w:fill="F2F2F2" w:color="auto" w:val="clear"/>
             <w:tcMar>
               <w:top w:type="dxa" w:w="40"/>
               <w:left w:type="dxa" w:w="90"/>
@@ -250,7 +263,7 @@
         <w:tc>
           <w:tcPr>
             <w:tcW w:type="dxa" w:w="4680"/>
-            <w:shd w:fill="EEF2F7" w:color="auto" w:val="clear"/>
+            <w:shd w:fill="F2F2F2" w:color="auto" w:val="clear"/>
             <w:tcMar>
               <w:top w:type="dxa" w:w="40"/>
               <w:left w:type="dxa" w:w="90"/>
@@ -396,12 +409,12 @@
       <w:tblPr>
         <w:tblW w:type="dxa" w:w="9360"/>
         <w:tblBorders>
-          <w:top w:val="single" w:color="C9D2DD" w:sz="4"/>
-          <w:left w:val="single" w:color="C9D2DD" w:sz="4"/>
-          <w:bottom w:val="single" w:color="C9D2DD" w:sz="4"/>
-          <w:right w:val="single" w:color="C9D2DD" w:sz="4"/>
-          <w:insideH w:val="single" w:color="C9D2DD" w:sz="4"/>
-          <w:insideV w:val="single" w:color="C9D2DD" w:sz="4"/>
+          <w:top w:val="single" w:color="BFBFBF" w:sz="4"/>
+          <w:left w:val="single" w:color="BFBFBF" w:sz="4"/>
+          <w:bottom w:val="single" w:color="BFBFBF" w:sz="4"/>
+          <w:right w:val="single" w:color="BFBFBF" w:sz="4"/>
+          <w:insideH w:val="single" w:color="BFBFBF" w:sz="4"/>
+          <w:insideV w:val="single" w:color="BFBFBF" w:sz="4"/>
         </w:tblBorders>
       </w:tblPr>
       <w:tblGrid>
@@ -416,7 +429,7 @@
         <w:tc>
           <w:tcPr>
             <w:tcW w:type="dxa" w:w="3120"/>
-            <w:shd w:fill="EEF2F7" w:color="auto" w:val="clear"/>
+            <w:shd w:fill="F2F2F2" w:color="auto" w:val="clear"/>
             <w:tcMar>
               <w:top w:type="dxa" w:w="40"/>
               <w:left w:type="dxa" w:w="90"/>
@@ -433,7 +446,7 @@
         <w:tc>
           <w:tcPr>
             <w:tcW w:type="dxa" w:w="3120"/>
-            <w:shd w:fill="EEF2F7" w:color="auto" w:val="clear"/>
+            <w:shd w:fill="F2F2F2" w:color="auto" w:val="clear"/>
             <w:tcMar>
               <w:top w:type="dxa" w:w="40"/>
               <w:left w:type="dxa" w:w="90"/>
@@ -450,7 +463,7 @@
         <w:tc>
           <w:tcPr>
             <w:tcW w:type="dxa" w:w="3120"/>
-            <w:shd w:fill="EEF2F7" w:color="auto" w:val="clear"/>
+            <w:shd w:fill="F2F2F2" w:color="auto" w:val="clear"/>
             <w:tcMar>
               <w:top w:type="dxa" w:w="40"/>
               <w:left w:type="dxa" w:w="90"/>
@@ -1230,7 +1243,7 @@
           <w:b/>
           <w:bCs/>
         </w:rPr>
-        <w:t xml:space="preserve">Option A — branche Supabase.</w:t>
+        <w:t xml:space="preserve">Option A. Branche Supabase.</w:t>
       </w:r>
       <w:r>
         <w:t xml:space="preserve"> Créer une branche du projet (isolée), y
@@ -1251,7 +1264,7 @@
           <w:b/>
           <w:bCs/>
         </w:rPr>
-        <w:t xml:space="preserve">Option B — PostgreSQL local / conteneur.</w:t>
+        <w:t xml:space="preserve">Option B. PostgreSQL local ou conteneur.</w:t>
       </w:r>
       <w:r>
         <w:t xml:space="preserve"> Restaurer dans une base jetable.</w:t>
@@ -1353,12 +1366,12 @@
       <w:tblPr>
         <w:tblW w:type="dxa" w:w="9360"/>
         <w:tblBorders>
-          <w:top w:val="single" w:color="C9D2DD" w:sz="4"/>
-          <w:left w:val="single" w:color="C9D2DD" w:sz="4"/>
-          <w:bottom w:val="single" w:color="C9D2DD" w:sz="4"/>
-          <w:right w:val="single" w:color="C9D2DD" w:sz="4"/>
-          <w:insideH w:val="single" w:color="C9D2DD" w:sz="4"/>
-          <w:insideV w:val="single" w:color="C9D2DD" w:sz="4"/>
+          <w:top w:val="single" w:color="BFBFBF" w:sz="4"/>
+          <w:left w:val="single" w:color="BFBFBF" w:sz="4"/>
+          <w:bottom w:val="single" w:color="BFBFBF" w:sz="4"/>
+          <w:right w:val="single" w:color="BFBFBF" w:sz="4"/>
+          <w:insideH w:val="single" w:color="BFBFBF" w:sz="4"/>
+          <w:insideV w:val="single" w:color="BFBFBF" w:sz="4"/>
         </w:tblBorders>
       </w:tblPr>
       <w:tblGrid>
@@ -1376,7 +1389,7 @@
         <w:tc>
           <w:tcPr>
             <w:tcW w:type="dxa" w:w="1560"/>
-            <w:shd w:fill="EEF2F7" w:color="auto" w:val="clear"/>
+            <w:shd w:fill="F2F2F2" w:color="auto" w:val="clear"/>
             <w:tcMar>
               <w:top w:type="dxa" w:w="40"/>
               <w:left w:type="dxa" w:w="90"/>
@@ -1393,7 +1406,7 @@
         <w:tc>
           <w:tcPr>
             <w:tcW w:type="dxa" w:w="1560"/>
-            <w:shd w:fill="EEF2F7" w:color="auto" w:val="clear"/>
+            <w:shd w:fill="F2F2F2" w:color="auto" w:val="clear"/>
             <w:tcMar>
               <w:top w:type="dxa" w:w="40"/>
               <w:left w:type="dxa" w:w="90"/>
@@ -1410,7 +1423,7 @@
         <w:tc>
           <w:tcPr>
             <w:tcW w:type="dxa" w:w="1560"/>
-            <w:shd w:fill="EEF2F7" w:color="auto" w:val="clear"/>
+            <w:shd w:fill="F2F2F2" w:color="auto" w:val="clear"/>
             <w:tcMar>
               <w:top w:type="dxa" w:w="40"/>
               <w:left w:type="dxa" w:w="90"/>
@@ -1427,7 +1440,7 @@
         <w:tc>
           <w:tcPr>
             <w:tcW w:type="dxa" w:w="1560"/>
-            <w:shd w:fill="EEF2F7" w:color="auto" w:val="clear"/>
+            <w:shd w:fill="F2F2F2" w:color="auto" w:val="clear"/>
             <w:tcMar>
               <w:top w:type="dxa" w:w="40"/>
               <w:left w:type="dxa" w:w="90"/>
@@ -1444,7 +1457,7 @@
         <w:tc>
           <w:tcPr>
             <w:tcW w:type="dxa" w:w="1560"/>
-            <w:shd w:fill="EEF2F7" w:color="auto" w:val="clear"/>
+            <w:shd w:fill="F2F2F2" w:color="auto" w:val="clear"/>
             <w:tcMar>
               <w:top w:type="dxa" w:w="40"/>
               <w:left w:type="dxa" w:w="90"/>
@@ -1461,7 +1474,7 @@
         <w:tc>
           <w:tcPr>
             <w:tcW w:type="dxa" w:w="1560"/>
-            <w:shd w:fill="EEF2F7" w:color="auto" w:val="clear"/>
+            <w:shd w:fill="F2F2F2" w:color="auto" w:val="clear"/>
             <w:tcMar>
               <w:top w:type="dxa" w:w="40"/>
               <w:left w:type="dxa" w:w="90"/>
@@ -2005,7 +2018,7 @@
     <w:rPr>
       <w:b/>
       <w:bCs/>
-      <w:color w:val="1F3A5F"/>
+      <w:color w:val="000000"/>
       <w:sz w:val="34"/>
       <w:szCs w:val="34"/>
     </w:rPr>
@@ -2018,7 +2031,7 @@
     <w:rPr>
       <w:b/>
       <w:bCs/>
-      <w:color w:val="1F3A5F"/>
+      <w:color w:val="000000"/>
       <w:sz w:val="27"/>
       <w:szCs w:val="27"/>
     </w:rPr>
@@ -2031,7 +2044,7 @@
     <w:rPr>
       <w:b/>
       <w:bCs/>
-      <w:color w:val="1F3A5F"/>
+      <w:color w:val="000000"/>
       <w:sz w:val="23"/>
       <w:szCs w:val="23"/>
     </w:rPr>
@@ -2044,7 +2057,7 @@
     <w:rPr>
       <w:b/>
       <w:bCs/>
-      <w:color w:val="1F3A5F"/>
+      <w:color w:val="000000"/>
       <w:sz w:val="23"/>
       <w:szCs w:val="23"/>
     </w:rPr>
@@ -2057,7 +2070,7 @@
     <w:rPr>
       <w:b/>
       <w:bCs/>
-      <w:color w:val="1F3A5F"/>
+      <w:color w:val="000000"/>
       <w:sz w:val="23"/>
       <w:szCs w:val="23"/>
     </w:rPr>
@@ -2070,7 +2083,7 @@
     <w:rPr>
       <w:b/>
       <w:bCs/>
-      <w:color w:val="1F3A5F"/>
+      <w:color w:val="000000"/>
       <w:sz w:val="23"/>
       <w:szCs w:val="23"/>
     </w:rPr>

--- a/apps/web/public/iso/DR-07-Sauvegarde-et-reprise.docx
+++ b/apps/web/public/iso/DR-07-Sauvegarde-et-reprise.docx
@@ -225,7 +225,7 @@
     </w:p>
     <w:tbl>
       <w:tblPr>
-        <w:tblW w:type="dxa" w:w="9360"/>
+        <w:tblW w:type="dxa" w:w="9972"/>
         <w:tblBorders>
           <w:top w:val="single" w:color="BFBFBF" w:sz="4"/>
           <w:left w:val="single" w:color="BFBFBF" w:sz="4"/>
@@ -236,8 +236,8 @@
         </w:tblBorders>
       </w:tblPr>
       <w:tblGrid>
-        <w:gridCol w:w="4680"/>
-        <w:gridCol w:w="4680"/>
+        <w:gridCol w:w="4126"/>
+        <w:gridCol w:w="5846"/>
       </w:tblGrid>
       <w:tr>
         <w:trPr>
@@ -245,7 +245,7 @@
         </w:trPr>
         <w:tc>
           <w:tcPr>
-            <w:tcW w:type="dxa" w:w="4680"/>
+            <w:tcW w:type="dxa" w:w="4126"/>
             <w:shd w:fill="F2F2F2" w:color="auto" w:val="clear"/>
             <w:tcMar>
               <w:top w:type="dxa" w:w="40"/>
@@ -262,7 +262,7 @@
         </w:tc>
         <w:tc>
           <w:tcPr>
-            <w:tcW w:type="dxa" w:w="4680"/>
+            <w:tcW w:type="dxa" w:w="5846"/>
             <w:shd w:fill="F2F2F2" w:color="auto" w:val="clear"/>
             <w:tcMar>
               <w:top w:type="dxa" w:w="40"/>
@@ -281,7 +281,7 @@
       <w:tr>
         <w:tc>
           <w:tcPr>
-            <w:tcW w:type="dxa" w:w="4680"/>
+            <w:tcW w:type="dxa" w:w="4126"/>
             <w:tcMar>
               <w:top w:type="dxa" w:w="40"/>
               <w:left w:type="dxa" w:w="90"/>
@@ -297,7 +297,7 @@
         </w:tc>
         <w:tc>
           <w:tcPr>
-            <w:tcW w:type="dxa" w:w="4680"/>
+            <w:tcW w:type="dxa" w:w="5846"/>
             <w:tcMar>
               <w:top w:type="dxa" w:w="40"/>
               <w:left w:type="dxa" w:w="90"/>
@@ -323,7 +323,7 @@
       <w:tr>
         <w:tc>
           <w:tcPr>
-            <w:tcW w:type="dxa" w:w="4680"/>
+            <w:tcW w:type="dxa" w:w="4126"/>
             <w:tcMar>
               <w:top w:type="dxa" w:w="40"/>
               <w:left w:type="dxa" w:w="90"/>
@@ -339,7 +339,7 @@
         </w:tc>
         <w:tc>
           <w:tcPr>
-            <w:tcW w:type="dxa" w:w="4680"/>
+            <w:tcW w:type="dxa" w:w="5846"/>
             <w:tcMar>
               <w:top w:type="dxa" w:w="40"/>
               <w:left w:type="dxa" w:w="90"/>
@@ -357,7 +357,7 @@
       <w:tr>
         <w:tc>
           <w:tcPr>
-            <w:tcW w:type="dxa" w:w="4680"/>
+            <w:tcW w:type="dxa" w:w="4126"/>
             <w:tcMar>
               <w:top w:type="dxa" w:w="40"/>
               <w:left w:type="dxa" w:w="90"/>
@@ -373,7 +373,7 @@
         </w:tc>
         <w:tc>
           <w:tcPr>
-            <w:tcW w:type="dxa" w:w="4680"/>
+            <w:tcW w:type="dxa" w:w="5846"/>
             <w:tcMar>
               <w:top w:type="dxa" w:w="40"/>
               <w:left w:type="dxa" w:w="90"/>
@@ -407,7 +407,7 @@
     </w:p>
     <w:tbl>
       <w:tblPr>
-        <w:tblW w:type="dxa" w:w="9360"/>
+        <w:tblW w:type="dxa" w:w="9972"/>
         <w:tblBorders>
           <w:top w:val="single" w:color="BFBFBF" w:sz="4"/>
           <w:left w:val="single" w:color="BFBFBF" w:sz="4"/>
@@ -418,9 +418,9 @@
         </w:tblBorders>
       </w:tblPr>
       <w:tblGrid>
-        <w:gridCol w:w="3120"/>
-        <w:gridCol w:w="3120"/>
-        <w:gridCol w:w="3120"/>
+        <w:gridCol w:w="4559"/>
+        <w:gridCol w:w="3704"/>
+        <w:gridCol w:w="1709"/>
       </w:tblGrid>
       <w:tr>
         <w:trPr>
@@ -428,7 +428,7 @@
         </w:trPr>
         <w:tc>
           <w:tcPr>
-            <w:tcW w:type="dxa" w:w="3120"/>
+            <w:tcW w:type="dxa" w:w="4559"/>
             <w:shd w:fill="F2F2F2" w:color="auto" w:val="clear"/>
             <w:tcMar>
               <w:top w:type="dxa" w:w="40"/>
@@ -445,7 +445,7 @@
         </w:tc>
         <w:tc>
           <w:tcPr>
-            <w:tcW w:type="dxa" w:w="3120"/>
+            <w:tcW w:type="dxa" w:w="3704"/>
             <w:shd w:fill="F2F2F2" w:color="auto" w:val="clear"/>
             <w:tcMar>
               <w:top w:type="dxa" w:w="40"/>
@@ -462,7 +462,7 @@
         </w:tc>
         <w:tc>
           <w:tcPr>
-            <w:tcW w:type="dxa" w:w="3120"/>
+            <w:tcW w:type="dxa" w:w="1709"/>
             <w:shd w:fill="F2F2F2" w:color="auto" w:val="clear"/>
             <w:tcMar>
               <w:top w:type="dxa" w:w="40"/>
@@ -481,7 +481,7 @@
       <w:tr>
         <w:tc>
           <w:tcPr>
-            <w:tcW w:type="dxa" w:w="3120"/>
+            <w:tcW w:type="dxa" w:w="4559"/>
             <w:tcMar>
               <w:top w:type="dxa" w:w="40"/>
               <w:left w:type="dxa" w:w="90"/>
@@ -497,7 +497,7 @@
         </w:tc>
         <w:tc>
           <w:tcPr>
-            <w:tcW w:type="dxa" w:w="3120"/>
+            <w:tcW w:type="dxa" w:w="3704"/>
             <w:tcMar>
               <w:top w:type="dxa" w:w="40"/>
               <w:left w:type="dxa" w:w="90"/>
@@ -513,7 +513,7 @@
         </w:tc>
         <w:tc>
           <w:tcPr>
-            <w:tcW w:type="dxa" w:w="3120"/>
+            <w:tcW w:type="dxa" w:w="1709"/>
             <w:tcMar>
               <w:top w:type="dxa" w:w="40"/>
               <w:left w:type="dxa" w:w="90"/>
@@ -531,7 +531,7 @@
       <w:tr>
         <w:tc>
           <w:tcPr>
-            <w:tcW w:type="dxa" w:w="3120"/>
+            <w:tcW w:type="dxa" w:w="4559"/>
             <w:tcMar>
               <w:top w:type="dxa" w:w="40"/>
               <w:left w:type="dxa" w:w="90"/>
@@ -547,7 +547,7 @@
         </w:tc>
         <w:tc>
           <w:tcPr>
-            <w:tcW w:type="dxa" w:w="3120"/>
+            <w:tcW w:type="dxa" w:w="3704"/>
             <w:tcMar>
               <w:top w:type="dxa" w:w="40"/>
               <w:left w:type="dxa" w:w="90"/>
@@ -563,7 +563,7 @@
         </w:tc>
         <w:tc>
           <w:tcPr>
-            <w:tcW w:type="dxa" w:w="3120"/>
+            <w:tcW w:type="dxa" w:w="1709"/>
             <w:tcMar>
               <w:top w:type="dxa" w:w="40"/>
               <w:left w:type="dxa" w:w="90"/>
@@ -581,7 +581,7 @@
       <w:tr>
         <w:tc>
           <w:tcPr>
-            <w:tcW w:type="dxa" w:w="3120"/>
+            <w:tcW w:type="dxa" w:w="4559"/>
             <w:tcMar>
               <w:top w:type="dxa" w:w="40"/>
               <w:left w:type="dxa" w:w="90"/>
@@ -597,7 +597,7 @@
         </w:tc>
         <w:tc>
           <w:tcPr>
-            <w:tcW w:type="dxa" w:w="3120"/>
+            <w:tcW w:type="dxa" w:w="3704"/>
             <w:tcMar>
               <w:top w:type="dxa" w:w="40"/>
               <w:left w:type="dxa" w:w="90"/>
@@ -613,7 +613,7 @@
         </w:tc>
         <w:tc>
           <w:tcPr>
-            <w:tcW w:type="dxa" w:w="3120"/>
+            <w:tcW w:type="dxa" w:w="1709"/>
             <w:tcMar>
               <w:top w:type="dxa" w:w="40"/>
               <w:left w:type="dxa" w:w="90"/>
@@ -631,7 +631,7 @@
       <w:tr>
         <w:tc>
           <w:tcPr>
-            <w:tcW w:type="dxa" w:w="3120"/>
+            <w:tcW w:type="dxa" w:w="4559"/>
             <w:tcMar>
               <w:top w:type="dxa" w:w="40"/>
               <w:left w:type="dxa" w:w="90"/>
@@ -647,7 +647,7 @@
         </w:tc>
         <w:tc>
           <w:tcPr>
-            <w:tcW w:type="dxa" w:w="3120"/>
+            <w:tcW w:type="dxa" w:w="3704"/>
             <w:tcMar>
               <w:top w:type="dxa" w:w="40"/>
               <w:left w:type="dxa" w:w="90"/>
@@ -663,7 +663,7 @@
         </w:tc>
         <w:tc>
           <w:tcPr>
-            <w:tcW w:type="dxa" w:w="3120"/>
+            <w:tcW w:type="dxa" w:w="1709"/>
             <w:tcMar>
               <w:top w:type="dxa" w:w="40"/>
               <w:left w:type="dxa" w:w="90"/>
@@ -681,7 +681,7 @@
       <w:tr>
         <w:tc>
           <w:tcPr>
-            <w:tcW w:type="dxa" w:w="3120"/>
+            <w:tcW w:type="dxa" w:w="4559"/>
             <w:tcMar>
               <w:top w:type="dxa" w:w="40"/>
               <w:left w:type="dxa" w:w="90"/>
@@ -697,7 +697,7 @@
         </w:tc>
         <w:tc>
           <w:tcPr>
-            <w:tcW w:type="dxa" w:w="3120"/>
+            <w:tcW w:type="dxa" w:w="3704"/>
             <w:tcMar>
               <w:top w:type="dxa" w:w="40"/>
               <w:left w:type="dxa" w:w="90"/>
@@ -713,7 +713,7 @@
         </w:tc>
         <w:tc>
           <w:tcPr>
-            <w:tcW w:type="dxa" w:w="3120"/>
+            <w:tcW w:type="dxa" w:w="1709"/>
             <w:tcMar>
               <w:top w:type="dxa" w:w="40"/>
               <w:left w:type="dxa" w:w="90"/>
@@ -731,7 +731,7 @@
       <w:tr>
         <w:tc>
           <w:tcPr>
-            <w:tcW w:type="dxa" w:w="3120"/>
+            <w:tcW w:type="dxa" w:w="4559"/>
             <w:tcMar>
               <w:top w:type="dxa" w:w="40"/>
               <w:left w:type="dxa" w:w="90"/>
@@ -747,7 +747,7 @@
         </w:tc>
         <w:tc>
           <w:tcPr>
-            <w:tcW w:type="dxa" w:w="3120"/>
+            <w:tcW w:type="dxa" w:w="3704"/>
             <w:tcMar>
               <w:top w:type="dxa" w:w="40"/>
               <w:left w:type="dxa" w:w="90"/>
@@ -763,7 +763,7 @@
         </w:tc>
         <w:tc>
           <w:tcPr>
-            <w:tcW w:type="dxa" w:w="3120"/>
+            <w:tcW w:type="dxa" w:w="1709"/>
             <w:tcMar>
               <w:top w:type="dxa" w:w="40"/>
               <w:left w:type="dxa" w:w="90"/>
@@ -781,7 +781,7 @@
       <w:tr>
         <w:tc>
           <w:tcPr>
-            <w:tcW w:type="dxa" w:w="3120"/>
+            <w:tcW w:type="dxa" w:w="4559"/>
             <w:tcMar>
               <w:top w:type="dxa" w:w="40"/>
               <w:left w:type="dxa" w:w="90"/>
@@ -797,7 +797,7 @@
         </w:tc>
         <w:tc>
           <w:tcPr>
-            <w:tcW w:type="dxa" w:w="3120"/>
+            <w:tcW w:type="dxa" w:w="3704"/>
             <w:tcMar>
               <w:top w:type="dxa" w:w="40"/>
               <w:left w:type="dxa" w:w="90"/>
@@ -813,7 +813,7 @@
         </w:tc>
         <w:tc>
           <w:tcPr>
-            <w:tcW w:type="dxa" w:w="3120"/>
+            <w:tcW w:type="dxa" w:w="1709"/>
             <w:tcMar>
               <w:top w:type="dxa" w:w="40"/>
               <w:left w:type="dxa" w:w="90"/>
@@ -831,7 +831,7 @@
       <w:tr>
         <w:tc>
           <w:tcPr>
-            <w:tcW w:type="dxa" w:w="3120"/>
+            <w:tcW w:type="dxa" w:w="4559"/>
             <w:tcMar>
               <w:top w:type="dxa" w:w="40"/>
               <w:left w:type="dxa" w:w="90"/>
@@ -847,7 +847,7 @@
         </w:tc>
         <w:tc>
           <w:tcPr>
-            <w:tcW w:type="dxa" w:w="3120"/>
+            <w:tcW w:type="dxa" w:w="3704"/>
             <w:tcMar>
               <w:top w:type="dxa" w:w="40"/>
               <w:left w:type="dxa" w:w="90"/>
@@ -863,7 +863,7 @@
         </w:tc>
         <w:tc>
           <w:tcPr>
-            <w:tcW w:type="dxa" w:w="3120"/>
+            <w:tcW w:type="dxa" w:w="1709"/>
             <w:tcMar>
               <w:top w:type="dxa" w:w="40"/>
               <w:left w:type="dxa" w:w="90"/>
@@ -1364,7 +1364,7 @@
     </w:p>
     <w:tbl>
       <w:tblPr>
-        <w:tblW w:type="dxa" w:w="9360"/>
+        <w:tblW w:type="dxa" w:w="9972"/>
         <w:tblBorders>
           <w:top w:val="single" w:color="BFBFBF" w:sz="4"/>
           <w:left w:val="single" w:color="BFBFBF" w:sz="4"/>
@@ -1375,12 +1375,12 @@
         </w:tblBorders>
       </w:tblPr>
       <w:tblGrid>
-        <w:gridCol w:w="1560"/>
-        <w:gridCol w:w="1560"/>
-        <w:gridCol w:w="1560"/>
-        <w:gridCol w:w="1560"/>
-        <w:gridCol w:w="1560"/>
-        <w:gridCol w:w="1560"/>
+        <w:gridCol w:w="700"/>
+        <w:gridCol w:w="2973"/>
+        <w:gridCol w:w="875"/>
+        <w:gridCol w:w="875"/>
+        <w:gridCol w:w="2974"/>
+        <w:gridCol w:w="1575"/>
       </w:tblGrid>
       <w:tr>
         <w:trPr>
@@ -1388,7 +1388,7 @@
         </w:trPr>
         <w:tc>
           <w:tcPr>
-            <w:tcW w:type="dxa" w:w="1560"/>
+            <w:tcW w:type="dxa" w:w="700"/>
             <w:shd w:fill="F2F2F2" w:color="auto" w:val="clear"/>
             <w:tcMar>
               <w:top w:type="dxa" w:w="40"/>
@@ -1405,7 +1405,7 @@
         </w:tc>
         <w:tc>
           <w:tcPr>
-            <w:tcW w:type="dxa" w:w="1560"/>
+            <w:tcW w:type="dxa" w:w="2973"/>
             <w:shd w:fill="F2F2F2" w:color="auto" w:val="clear"/>
             <w:tcMar>
               <w:top w:type="dxa" w:w="40"/>
@@ -1422,7 +1422,7 @@
         </w:tc>
         <w:tc>
           <w:tcPr>
-            <w:tcW w:type="dxa" w:w="1560"/>
+            <w:tcW w:type="dxa" w:w="875"/>
             <w:shd w:fill="F2F2F2" w:color="auto" w:val="clear"/>
             <w:tcMar>
               <w:top w:type="dxa" w:w="40"/>
@@ -1439,7 +1439,7 @@
         </w:tc>
         <w:tc>
           <w:tcPr>
-            <w:tcW w:type="dxa" w:w="1560"/>
+            <w:tcW w:type="dxa" w:w="875"/>
             <w:shd w:fill="F2F2F2" w:color="auto" w:val="clear"/>
             <w:tcMar>
               <w:top w:type="dxa" w:w="40"/>
@@ -1456,7 +1456,7 @@
         </w:tc>
         <w:tc>
           <w:tcPr>
-            <w:tcW w:type="dxa" w:w="1560"/>
+            <w:tcW w:type="dxa" w:w="2974"/>
             <w:shd w:fill="F2F2F2" w:color="auto" w:val="clear"/>
             <w:tcMar>
               <w:top w:type="dxa" w:w="40"/>
@@ -1473,7 +1473,7 @@
         </w:tc>
         <w:tc>
           <w:tcPr>
-            <w:tcW w:type="dxa" w:w="1560"/>
+            <w:tcW w:type="dxa" w:w="1575"/>
             <w:shd w:fill="F2F2F2" w:color="auto" w:val="clear"/>
             <w:tcMar>
               <w:top w:type="dxa" w:w="40"/>
@@ -1492,7 +1492,7 @@
       <w:tr>
         <w:tc>
           <w:tcPr>
-            <w:tcW w:type="dxa" w:w="1560"/>
+            <w:tcW w:type="dxa" w:w="700"/>
             <w:tcMar>
               <w:top w:type="dxa" w:w="40"/>
               <w:left w:type="dxa" w:w="90"/>
@@ -1508,7 +1508,7 @@
         </w:tc>
         <w:tc>
           <w:tcPr>
-            <w:tcW w:type="dxa" w:w="1560"/>
+            <w:tcW w:type="dxa" w:w="2973"/>
             <w:tcMar>
               <w:top w:type="dxa" w:w="40"/>
               <w:left w:type="dxa" w:w="90"/>
@@ -1524,7 +1524,7 @@
         </w:tc>
         <w:tc>
           <w:tcPr>
-            <w:tcW w:type="dxa" w:w="1560"/>
+            <w:tcW w:type="dxa" w:w="875"/>
             <w:tcMar>
               <w:top w:type="dxa" w:w="40"/>
               <w:left w:type="dxa" w:w="90"/>
@@ -1540,7 +1540,7 @@
         </w:tc>
         <w:tc>
           <w:tcPr>
-            <w:tcW w:type="dxa" w:w="1560"/>
+            <w:tcW w:type="dxa" w:w="875"/>
             <w:tcMar>
               <w:top w:type="dxa" w:w="40"/>
               <w:left w:type="dxa" w:w="90"/>
@@ -1556,7 +1556,7 @@
         </w:tc>
         <w:tc>
           <w:tcPr>
-            <w:tcW w:type="dxa" w:w="1560"/>
+            <w:tcW w:type="dxa" w:w="2974"/>
             <w:tcMar>
               <w:top w:type="dxa" w:w="40"/>
               <w:left w:type="dxa" w:w="90"/>
@@ -1572,7 +1572,7 @@
         </w:tc>
         <w:tc>
           <w:tcPr>
-            <w:tcW w:type="dxa" w:w="1560"/>
+            <w:tcW w:type="dxa" w:w="1575"/>
             <w:tcMar>
               <w:top w:type="dxa" w:w="40"/>
               <w:left w:type="dxa" w:w="90"/>

--- a/apps/web/public/iso/DR-07-Sauvegarde-et-reprise.docx
+++ b/apps/web/public/iso/DR-07-Sauvegarde-et-reprise.docx
@@ -21,7 +21,20 @@
         <w:spacing w:after="60"/>
       </w:pPr>
       <w:r>
-        <w:t xml:space="preserve">Organisation : Police Bagage</w:t>
+        <w:t xml:space="preserve">Organisation : African Transport Systems (ATS Handling)</w:t>
+      </w:r>
+    </w:p>
+    <w:p>
+      <w:pPr>
+        <w:pStyle w:val="ListParagraph"/>
+        <w:numPr>
+          <w:ilvl w:val="0"/>
+          <w:numId w:val="1"/>
+        </w:numPr>
+        <w:spacing w:after="60"/>
+      </w:pPr>
+      <w:r>
+        <w:t xml:space="preserve">Périmètre : systèmes d'information numériques d'ATS, dont Police Bagage (voir PC-00)</w:t>
       </w:r>
     </w:p>
     <w:p>

--- a/apps/web/public/iso/DR-07-Sauvegarde-et-reprise.docx
+++ b/apps/web/public/iso/DR-07-Sauvegarde-et-reprise.docx
@@ -68,7 +68,7 @@
     </w:p>
     <w:p>
       <w:pPr>
-        <w:spacing w:after="60"/>
+        <w:spacing w:after="0"/>
         <w:jc w:val="center"/>
       </w:pPr>
       <w:r>
@@ -80,6 +80,22 @@
           <w:szCs w:val="18"/>
         </w:rPr>
         <w:t xml:space="preserve">Tél. : +243 819 929 881   /   E-mail : contact@ats-handling-rdc.com   /   www.ats-handling-rdc.com</w:t>
+      </w:r>
+    </w:p>
+    <w:p>
+      <w:pPr>
+        <w:spacing w:after="60"/>
+        <w:jc w:val="center"/>
+      </w:pPr>
+      <w:r>
+        <w:rPr>
+          <w:b w:val="false"/>
+          <w:bCs w:val="false"/>
+          <w:color w:val="404040"/>
+          <w:sz w:val="18"/>
+          <w:szCs w:val="18"/>
+        </w:rPr>
+        <w:t xml:space="preserve">RCCM : N° CD/KIN/RCCM/14-B-6513   /   Id. Nat. : 01-H4901-N39529 E   /   N° Impôt : A0801049A</w:t>
       </w:r>
     </w:p>
     <w:p>
@@ -1551,7 +1567,7 @@
           <w:b/>
           <w:bCs/>
         </w:rPr>
-        <w:t xml:space="preserve">Option A. Branche Supabase.</w:t>
+        <w:t xml:space="preserve">Sur une branche Supabase.</w:t>
       </w:r>
       <w:r>
         <w:t xml:space="preserve"> Créer une branche du projet (isolée), y
@@ -1573,7 +1589,7 @@
           <w:b/>
           <w:bCs/>
         </w:rPr>
-        <w:t xml:space="preserve">Option B. PostgreSQL local ou conteneur.</w:t>
+        <w:t xml:space="preserve">Sur un PostgreSQL local ou un conteneur.</w:t>
       </w:r>
       <w:r>
         <w:t xml:space="preserve"> Restaurer dans une base jetable.</w:t>

--- a/apps/web/public/iso/DR-07-Sauvegarde-et-reprise.docx
+++ b/apps/web/public/iso/DR-07-Sauvegarde-et-reprise.docx
@@ -144,7 +144,7 @@
               <w:jc w:val="left"/>
             </w:pPr>
             <w:r>
-              <w:t xml:space="preserve">N/Réf. : ATS/SSI/DR-07/2026</w:t>
+              <w:t xml:space="preserve">N/Réf. : ATS/CSI/DR-07/2026</w:t>
             </w:r>
           </w:p>
         </w:tc>
@@ -202,6 +202,63 @@
                 <w:szCs w:val="20"/>
               </w:rPr>
               <w:t xml:space="preserve">Version 0.1 (projet)</w:t>
+            </w:r>
+          </w:p>
+        </w:tc>
+        <w:tc>
+          <w:tcPr>
+            <w:tcW w:type="dxa" w:w="4082"/>
+            <w:tcBorders>
+              <w:top w:val="none" w:color="auto" w:sz="0"/>
+              <w:left w:val="none" w:color="auto" w:sz="0"/>
+              <w:bottom w:val="none" w:color="auto" w:sz="0"/>
+              <w:right w:val="none" w:color="auto" w:sz="0"/>
+            </w:tcBorders>
+            <w:tcMar>
+              <w:top w:type="dxa" w:w="20"/>
+              <w:left w:type="dxa" w:w="0"/>
+              <w:bottom w:type="dxa" w:w="20"/>
+              <w:right w:type="dxa" w:w="0"/>
+            </w:tcMar>
+          </w:tcPr>
+          <w:p>
+            <w:pPr>
+              <w:jc w:val="right"/>
+            </w:pPr>
+            <w:r>
+              <w:t xml:space="preserve"/>
+            </w:r>
+          </w:p>
+        </w:tc>
+      </w:tr>
+      <w:tr>
+        <w:tc>
+          <w:tcPr>
+            <w:tcW w:type="dxa" w:w="4990"/>
+            <w:tcBorders>
+              <w:top w:val="none" w:color="auto" w:sz="0"/>
+              <w:left w:val="none" w:color="auto" w:sz="0"/>
+              <w:bottom w:val="none" w:color="auto" w:sz="0"/>
+              <w:right w:val="none" w:color="auto" w:sz="0"/>
+            </w:tcBorders>
+            <w:tcMar>
+              <w:top w:type="dxa" w:w="20"/>
+              <w:left w:type="dxa" w:w="0"/>
+              <w:bottom w:type="dxa" w:w="20"/>
+              <w:right w:type="dxa" w:w="0"/>
+            </w:tcMar>
+          </w:tcPr>
+          <w:p>
+            <w:pPr>
+              <w:jc w:val="left"/>
+            </w:pPr>
+            <w:r>
+              <w:rPr>
+                <w:color w:val="404040"/>
+                <w:sz w:val="20"/>
+                <w:szCs w:val="20"/>
+              </w:rPr>
+              <w:t xml:space="preserve">Rédigé par : Martin Bitha, Centre des Solutions Informatiques</w:t>
             </w:r>
           </w:p>
         </w:tc>
@@ -2017,7 +2074,34 @@
           <w:b/>
           <w:bCs/>
         </w:rPr>
-        <w:t xml:space="preserve">VIII. RESPONSABILITÉS</w:t>
+        <w:t xml:space="preserve">VIII. CONTINUITÉ DE LA CONNECTIVITÉ DES ESCALES</w:t>
+      </w:r>
+    </w:p>
+    <w:p>
+      <w:pPr>
+        <w:spacing w:after="140"/>
+        <w:jc w:val="both"/>
+      </w:pPr>
+      <w:r>
+        <w:t xml:space="preserve">La connectivité Internet des escales, fournie par le CSI via Starlink, conditionne
+l'ouverture des enregistrements des compagnies. Chaque escale doit disposer d'une
+solution de secours identifiée (seconde liaison, partage de connexion ou procédure
+dégradée convenue avec la compagnie), d'une supervision de la liaison, et d'un
+contact d'escalade. Ces dispositions sont testées au moins une fois par an et
+consignées dans le journal ci-dessus.</w:t>
+      </w:r>
+    </w:p>
+    <w:p>
+      <w:pPr>
+        <w:pStyle w:val="Heading2"/>
+        <w:spacing w:after="120" w:before="280"/>
+      </w:pPr>
+      <w:r>
+        <w:rPr>
+          <w:b/>
+          <w:bCs/>
+        </w:rPr>
+        <w:t xml:space="preserve">IX. RESPONSABILITÉS</w:t>
       </w:r>
     </w:p>
     <w:p>
@@ -2031,7 +2115,7 @@
         <w:jc w:val="both"/>
       </w:pPr>
       <w:r>
-        <w:t xml:space="preserve">Exécution et vérification des sauvegardes : administrateur système (à nommer).</w:t>
+        <w:t xml:space="preserve">Exécution et vérification des sauvegardes : administrateur système (Martin Bitha).</w:t>
       </w:r>
     </w:p>
     <w:p>
@@ -2045,7 +2129,7 @@
         <w:jc w:val="both"/>
       </w:pPr>
       <w:r>
-        <w:t xml:space="preserve">Test de restauration annuel : responsable SMSI + administrateur.</w:t>
+        <w:t xml:space="preserve">Test de restauration annuel : Responsable Informatique et administrateur système.</w:t>
       </w:r>
     </w:p>
     <w:p>
@@ -2118,7 +2202,7 @@
               <w:jc w:val="center"/>
             </w:pPr>
             <w:r>
-              <w:t xml:space="preserve">Le Responsable de la Sécurité de l'Information</w:t>
+              <w:t xml:space="preserve">Le Responsable Informatique</w:t>
             </w:r>
           </w:p>
           <w:p>
@@ -2130,7 +2214,7 @@
                 <w:b/>
                 <w:bCs/>
               </w:rPr>
-              <w:t xml:space="preserve">Martin Bitha</w:t>
+              <w:t xml:space="preserve">Aristarque Kasonga</w:t>
             </w:r>
           </w:p>
         </w:tc>

--- a/apps/web/public/iso/DR-07-Sauvegarde-et-reprise.docx
+++ b/apps/web/public/iso/DR-07-Sauvegarde-et-reprise.docx
@@ -2198,7 +2198,16 @@
           </w:tcPr>
           <w:p>
             <w:pPr>
-              <w:spacing w:after="720"/>
+              <w:spacing w:after="40"/>
+              <w:jc w:val="center"/>
+            </w:pPr>
+            <w:r>
+              <w:t xml:space="preserve"/>
+            </w:r>
+          </w:p>
+          <w:p>
+            <w:pPr>
+              <w:spacing w:after="60"/>
               <w:jc w:val="center"/>
             </w:pPr>
             <w:r>
@@ -2245,7 +2254,7 @@
           </w:p>
           <w:p>
             <w:pPr>
-              <w:spacing w:after="720"/>
+              <w:spacing w:after="60"/>
               <w:jc w:val="center"/>
             </w:pPr>
             <w:r>

--- a/apps/web/public/iso/DR-07-Sauvegarde-et-reprise.docx
+++ b/apps/web/public/iso/DR-07-Sauvegarde-et-reprise.docx
@@ -258,7 +258,7 @@
                 <w:sz w:val="20"/>
                 <w:szCs w:val="20"/>
               </w:rPr>
-              <w:t xml:space="preserve">Rédigé par : Martin Bitha, Centre des Solutions Informatiques</w:t>
+              <w:t xml:space="preserve">Rédigé par : Martin Bitha, Développeur Full Stack</w:t>
             </w:r>
           </w:p>
         </w:tc>
